--- a/barlow/finesst_final_v2/mentoring_plan_reworked.docx
+++ b/barlow/finesst_final_v2/mentoring_plan_reworked.docx
@@ -142,18 +142,8 @@
       <w:r>
         <w:t xml:space="preserve"> — Antarctic geomorphology and hydrology. The FI's methods background is strong but was built on temperate-landscape problems. The PI will direct a structured reading program in cold-desert process geomorphology (energy-limited melt, permafrost/active-layer dynamics, closed-basin lake behavior),. By the end of Year 1, the FI can defend the physical interpretation of every </w:t>
       </w:r>
-      <w:commentRangeStart w:id="0"/>
       <w:r>
         <w:t>Objective 1</w:t>
-      </w:r>
-      <w:commentRangeEnd w:id="0"/>
-      <w:r>
-        <w:rPr>
-          <w:rStyle w:val="CommentReference"/>
-          <w:sz w:val="21"/>
-          <w:szCs w:val="24"/>
-        </w:rPr>
-        <w:commentReference w:id="0"/>
       </w:r>
       <w:r>
         <w:t xml:space="preserve"> driver to a polar audience, not just the statistics.</w:t>
@@ -460,31 +450,11 @@
 </file>
 
 <file path=word/comments.xml><?xml version="1.0" encoding="utf-8"?>
-<w:comments xmlns:wpc="http://schemas.microsoft.com/office/word/2010/wordprocessingCanvas" xmlns:mc="http://schemas.openxmlformats.org/markup-compatibility/2006" xmlns:o="urn:schemas-microsoft-com:office:office" xmlns:r="http://schemas.openxmlformats.org/officeDocument/2006/relationships" xmlns:m="http://schemas.openxmlformats.org/officeDocument/2006/math" xmlns:v="urn:schemas-microsoft-com:vml" xmlns:wp14="http://schemas.microsoft.com/office/word/2010/wordprocessingDrawing" xmlns:wp="http://schemas.openxmlformats.org/drawingml/2006/wordprocessingDrawing" xmlns:w10="urn:schemas-microsoft-com:office:word" xmlns:w="http://schemas.openxmlformats.org/wordprocessingml/2006/main" xmlns:w14="http://schemas.microsoft.com/office/word/2010/wordml" xmlns:w15="http://schemas.microsoft.com/office/word/2012/wordml" xmlns:wpg="http://schemas.microsoft.com/office/word/2010/wordprocessingGroup" xmlns:wpi="http://schemas.microsoft.com/office/word/2010/wordprocessingInk" xmlns:wne="http://schemas.microsoft.com/office/word/2006/wordml" xmlns:wps="http://schemas.microsoft.com/office/word/2010/wordprocessingShape" mc:Ignorable="w14 w15 wp14">
-  <w:comment w:id="0" w:author="Craig Glennie" w:date="2026-07-11T08:27:00Z" w:initials="CG">
-    <w:p>
-      <w:r>
-        <w:rPr>
-          <w:rStyle w:val="CommentReference"/>
-        </w:rPr>
-        <w:annotationRef/>
-      </w:r>
-      <w:r>
-        <w:rPr>
-          <w:sz w:val="20"/>
-          <w:szCs w:val="20"/>
-        </w:rPr>
-        <w:t>what is this?</w:t>
-      </w:r>
-    </w:p>
-  </w:comment>
-</w:comments>
+<w:comments xmlns:wpc="http://schemas.microsoft.com/office/word/2010/wordprocessingCanvas" xmlns:mc="http://schemas.openxmlformats.org/markup-compatibility/2006" xmlns:o="urn:schemas-microsoft-com:office:office" xmlns:r="http://schemas.openxmlformats.org/officeDocument/2006/relationships" xmlns:m="http://schemas.openxmlformats.org/officeDocument/2006/math" xmlns:v="urn:schemas-microsoft-com:vml" xmlns:wp14="http://schemas.microsoft.com/office/word/2010/wordprocessingDrawing" xmlns:wp="http://schemas.openxmlformats.org/drawingml/2006/wordprocessingDrawing" xmlns:w10="urn:schemas-microsoft-com:office:word" xmlns:w="http://schemas.openxmlformats.org/wordprocessingml/2006/main" xmlns:w14="http://schemas.microsoft.com/office/word/2010/wordml" xmlns:w15="http://schemas.microsoft.com/office/word/2012/wordml" xmlns:wpg="http://schemas.microsoft.com/office/word/2010/wordprocessingGroup" xmlns:wpi="http://schemas.microsoft.com/office/word/2010/wordprocessingInk" xmlns:wne="http://schemas.microsoft.com/office/word/2006/wordml" xmlns:wps="http://schemas.microsoft.com/office/word/2010/wordprocessingShape" mc:Ignorable="w14 w15 wp14"/>
 </file>
 
 <file path=word/commentsExtended.xml><?xml version="1.0" encoding="utf-8"?>
-<w15:commentsEx xmlns:wpc="http://schemas.microsoft.com/office/word/2010/wordprocessingCanvas" xmlns:mc="http://schemas.openxmlformats.org/markup-compatibility/2006" xmlns:o="urn:schemas-microsoft-com:office:office" xmlns:r="http://schemas.openxmlformats.org/officeDocument/2006/relationships" xmlns:m="http://schemas.openxmlformats.org/officeDocument/2006/math" xmlns:v="urn:schemas-microsoft-com:vml" xmlns:wp14="http://schemas.microsoft.com/office/word/2010/wordprocessingDrawing" xmlns:wp="http://schemas.openxmlformats.org/drawingml/2006/wordprocessingDrawing" xmlns:w10="urn:schemas-microsoft-com:office:word" xmlns:w="http://schemas.openxmlformats.org/wordprocessingml/2006/main" xmlns:w14="http://schemas.microsoft.com/office/word/2010/wordml" xmlns:w15="http://schemas.microsoft.com/office/word/2012/wordml" xmlns:wpg="http://schemas.microsoft.com/office/word/2010/wordprocessingGroup" xmlns:wpi="http://schemas.microsoft.com/office/word/2010/wordprocessingInk" xmlns:wne="http://schemas.microsoft.com/office/word/2006/wordml" xmlns:wps="http://schemas.microsoft.com/office/word/2010/wordprocessingShape" mc:Ignorable="w14 w15 wp14">
-  <w15:commentEx w15:paraId="55E6CD44" w15:done="0"/>
-</w15:commentsEx>
+<w15:commentsEx xmlns:wpc="http://schemas.microsoft.com/office/word/2010/wordprocessingCanvas" xmlns:mc="http://schemas.openxmlformats.org/markup-compatibility/2006" xmlns:o="urn:schemas-microsoft-com:office:office" xmlns:r="http://schemas.openxmlformats.org/officeDocument/2006/relationships" xmlns:m="http://schemas.openxmlformats.org/officeDocument/2006/math" xmlns:v="urn:schemas-microsoft-com:vml" xmlns:wp14="http://schemas.microsoft.com/office/word/2010/wordprocessingDrawing" xmlns:wp="http://schemas.openxmlformats.org/drawingml/2006/wordprocessingDrawing" xmlns:w10="urn:schemas-microsoft-com:office:word" xmlns:w="http://schemas.openxmlformats.org/wordprocessingml/2006/main" xmlns:w14="http://schemas.microsoft.com/office/word/2010/wordml" xmlns:w15="http://schemas.microsoft.com/office/word/2012/wordml" xmlns:wpg="http://schemas.microsoft.com/office/word/2010/wordprocessingGroup" xmlns:wpi="http://schemas.microsoft.com/office/word/2010/wordprocessingInk" xmlns:wne="http://schemas.microsoft.com/office/word/2006/wordml" xmlns:wps="http://schemas.microsoft.com/office/word/2010/wordprocessingShape" mc:Ignorable="w14 w15 wp14"/>
 </file>
 
 <file path=word/commentsExtensible.xml><?xml version="1.0" encoding="utf-8"?>
@@ -494,9 +464,7 @@
 </file>
 
 <file path=word/commentsIds.xml><?xml version="1.0" encoding="utf-8"?>
-<w16cid:commentsIds xmlns:wpc="http://schemas.microsoft.com/office/word/2010/wordprocessingCanvas" xmlns:cx="http://schemas.microsoft.com/office/drawing/2014/chartex" xmlns:cx1="http://schemas.microsoft.com/office/drawing/2015/9/8/chartex" xmlns:cx2="http://schemas.microsoft.com/office/drawing/2015/10/21/chartex" xmlns:cx3="http://schemas.microsoft.com/office/drawing/2016/5/9/chartex" xmlns:cx4="http://schemas.microsoft.com/office/drawing/2016/5/10/chartex" xmlns:cx5="http://schemas.microsoft.com/office/drawing/2016/5/11/chartex" xmlns:cx6="http://schemas.microsoft.com/office/drawing/2016/5/12/chartex" xmlns:cx7="http://schemas.microsoft.com/office/drawing/2016/5/13/chartex" xmlns:cx8="http://schemas.microsoft.com/office/drawing/2016/5/14/chartex" xmlns:mc="http://schemas.openxmlformats.org/markup-compatibility/2006" xmlns:aink="http://schemas.microsoft.com/office/drawing/2016/ink" xmlns:am3d="http://schemas.microsoft.com/office/drawing/2017/model3d" xmlns:o="urn:schemas-microsoft-com:office:office" xmlns:oel="http://schemas.microsoft.com/office/2019/extlst" xmlns:r="http://schemas.openxmlformats.org/officeDocument/2006/relationships" xmlns:m="http://schemas.openxmlformats.org/officeDocument/2006/math" xmlns:v="urn:schemas-microsoft-com:vml" xmlns:wp14="http://schemas.microsoft.com/office/word/2010/wordprocessingDrawing" xmlns:wp="http://schemas.openxmlformats.org/drawingml/2006/wordprocessingDrawing" xmlns:w10="urn:schemas-microsoft-com:office:word" xmlns:w="http://schemas.openxmlformats.org/wordprocessingml/2006/main" xmlns:w14="http://schemas.microsoft.com/office/word/2010/wordml" xmlns:w15="http://schemas.microsoft.com/office/word/2012/wordml" xmlns:w16cex="http://schemas.microsoft.com/office/word/2018/wordml/cex" xmlns:w16cid="http://schemas.microsoft.com/office/word/2016/wordml/cid" xmlns:w16="http://schemas.microsoft.com/office/word/2018/wordml" xmlns:w16du="http://schemas.microsoft.com/office/word/2023/wordml/word16du" xmlns:w16sdtdh="http://schemas.microsoft.com/office/word/2020/wordml/sdtdatahash" xmlns:w16sdtfl="http://schemas.microsoft.com/office/word/2024/wordml/sdtformatlock" xmlns:w16se="http://schemas.microsoft.com/office/word/2015/wordml/symex" xmlns:wpg="http://schemas.microsoft.com/office/word/2010/wordprocessingGroup" xmlns:wpi="http://schemas.microsoft.com/office/word/2010/wordprocessingInk" xmlns:wne="http://schemas.microsoft.com/office/word/2006/wordml" xmlns:wps="http://schemas.microsoft.com/office/word/2010/wordprocessingShape" mc:Ignorable="w14 w15 w16se w16cid w16 w16cex w16sdtdh w16sdtfl w16du wp14">
-  <w16cid:commentId w16cid:paraId="55E6CD44" w16cid:durableId="36133C2A"/>
-</w16cid:commentsIds>
+<w16cid:commentsIds xmlns:wpc="http://schemas.microsoft.com/office/word/2010/wordprocessingCanvas" xmlns:cx="http://schemas.microsoft.com/office/drawing/2014/chartex" xmlns:cx1="http://schemas.microsoft.com/office/drawing/2015/9/8/chartex" xmlns:cx2="http://schemas.microsoft.com/office/drawing/2015/10/21/chartex" xmlns:cx3="http://schemas.microsoft.com/office/drawing/2016/5/9/chartex" xmlns:cx4="http://schemas.microsoft.com/office/drawing/2016/5/10/chartex" xmlns:cx5="http://schemas.microsoft.com/office/drawing/2016/5/11/chartex" xmlns:cx6="http://schemas.microsoft.com/office/drawing/2016/5/12/chartex" xmlns:cx7="http://schemas.microsoft.com/office/drawing/2016/5/13/chartex" xmlns:cx8="http://schemas.microsoft.com/office/drawing/2016/5/14/chartex" xmlns:mc="http://schemas.openxmlformats.org/markup-compatibility/2006" xmlns:aink="http://schemas.microsoft.com/office/drawing/2016/ink" xmlns:am3d="http://schemas.microsoft.com/office/drawing/2017/model3d" xmlns:o="urn:schemas-microsoft-com:office:office" xmlns:oel="http://schemas.microsoft.com/office/2019/extlst" xmlns:r="http://schemas.openxmlformats.org/officeDocument/2006/relationships" xmlns:m="http://schemas.openxmlformats.org/officeDocument/2006/math" xmlns:v="urn:schemas-microsoft-com:vml" xmlns:wp14="http://schemas.microsoft.com/office/word/2010/wordprocessingDrawing" xmlns:wp="http://schemas.openxmlformats.org/drawingml/2006/wordprocessingDrawing" xmlns:w10="urn:schemas-microsoft-com:office:word" xmlns:w="http://schemas.openxmlformats.org/wordprocessingml/2006/main" xmlns:w14="http://schemas.microsoft.com/office/word/2010/wordml" xmlns:w15="http://schemas.microsoft.com/office/word/2012/wordml" xmlns:w16cex="http://schemas.microsoft.com/office/word/2018/wordml/cex" xmlns:w16cid="http://schemas.microsoft.com/office/word/2016/wordml/cid" xmlns:w16="http://schemas.microsoft.com/office/word/2018/wordml" xmlns:w16du="http://schemas.microsoft.com/office/word/2023/wordml/word16du" xmlns:w16sdtdh="http://schemas.microsoft.com/office/word/2020/wordml/sdtdatahash" xmlns:w16sdtfl="http://schemas.microsoft.com/office/word/2024/wordml/sdtformatlock" xmlns:w16se="http://schemas.microsoft.com/office/word/2015/wordml/symex" xmlns:wpg="http://schemas.microsoft.com/office/word/2010/wordprocessingGroup" xmlns:wpi="http://schemas.microsoft.com/office/word/2010/wordprocessingInk" xmlns:wne="http://schemas.microsoft.com/office/word/2006/wordml" xmlns:wps="http://schemas.microsoft.com/office/word/2010/wordprocessingShape" mc:Ignorable="w14 w15 w16se w16cid w16 w16cex w16sdtdh w16sdtfl w16du wp14"/>
 </file>
 
 <file path=word/endnotes.xml><?xml version="1.0" encoding="utf-8"?>

--- a/barlow/finesst_final_v2/mentoring_plan_reworked.docx
+++ b/barlow/finesst_final_v2/mentoring_plan_reworked.docx
@@ -79,7 +79,7 @@
         <w:spacing w:after="20"/>
       </w:pPr>
       <w:r>
-        <w:t>Semester milestone reviews: at the start of each semester, FI and PI revisit the project timeline (§6 of the proposal) against actual progress, adjust scope where needed, and record the decisions. The honest-assessment section of the proposal (fallback plans per risk) is the standing agenda for these reviews.</w:t>
+        <w:t xml:space="preserve">Semester milestone reviews: at the start of each semester, FI and PI revisit the project timeline (§6 of the proposal) against actual progress, adjust scope where needed, and record the decisions. The Assessment section of the proposal (fallback plans per risk) is the standing agenda for these reviews.</w:t>
       </w:r>
     </w:p>
     <w:p>

--- a/barlow/finesst_final_v2/mentoring_plan_reworked.docx
+++ b/barlow/finesst_final_v2/mentoring_plan_reworked.docx
@@ -400,7 +400,7 @@
         <w:t xml:space="preserve">Availability: if the PI is on leave or travel for an extended period, </w:t>
       </w:r>
       <w:r>
-        <w:t>Dr. Juan Carlos Fernandez-Diaz, NCALM PI,</w:t>
+        <w:t xml:space="preserve">a designated senior scientist at the FI’s research center</w:t>
       </w:r>
       <w:r>
         <w:t xml:space="preserve"> provides interim technical guidance so the FI is never unsupervised for more than </w:t>
